--- a/paper/paper.docx
+++ b/paper/paper.docx
@@ -121,20 +121,6 @@
         <w:rPr>
           <w:b/>
         </w:rPr>
-        <w:t>It is dangerously easy to fool yourself.</w:t>
-      </w:r>
-      <w:r>
-        <w:t xml:space="preserve"> An early "breakthrough" on the hardest problems turned out to be a mirage caused by testing on too few examples. Testing properly made it disappear. The most useful takeaway of the whole project is a discipline: *measure with enough samples, or you will believe things that aren't true.*</w:t>
-      </w:r>
-    </w:p>
-    <w:p>
-      <w:pPr>
-        <w:pStyle w:val="ListBullet"/>
-      </w:pPr>
-      <w:r>
-        <w:rPr>
-          <w:b/>
-        </w:rPr>
         <w:t>Bottom line:</w:t>
       </w:r>
       <w:r>
@@ -187,14 +173,6 @@
     </w:p>
     <w:p>
       <w:pPr>
-        <w:pStyle w:val="ListBullet"/>
-      </w:pPr>
-      <w:r>
-        <w:t>Evaluation budget is itself a result: an under-sampled best-of-2 protocol systematically inflates apparent progress in low-solve-rate bands, manufacturing a band "breakthrough" that an adequately-sampled best-of-5 protocol erases.</w:t>
-      </w:r>
-    </w:p>
-    <w:p>
-      <w:pPr>
         <w:pStyle w:val="Heading2"/>
       </w:pPr>
       <w:r>
@@ -212,7 +190,7 @@
         <w:t>ECDSA.fail</w:t>
       </w:r>
       <w:r>
-        <w:t xml:space="preserve"> secp256k1 point-addition challenge, the task is GF(2) linear-map synthesis: emit a sequence of reversible gates that transforms the identity into a target invertible n×n GF(2) matrix in place. Correctness is decided by a bit-packed classical-reversible simulator that agreed with a Rust reference on all 800 cases of the equivalence battery used, spanning the gate families and register widths exercised by the proxy. Three findings are reported. First, in the one-shot setting the task is insensitive to model scale: a 1.5B and a 7B model of the same family synthesize correctly at an identical 4.8%, locating the bottleneck in symbolic execution rather than capacity. Second, a state-externalizing tool removes this bottleneck, and only then does scale appear to matter: a trained 1.5B caps at n=4 while a trained 8B reaches n=5, on a single cross-family comparison that should be read as suggestive. Third, and centrally, self-harvest expert iteration yields no held-out improvement; across two iterations the overall best-of-5 solve rate is flat at approximately 58%, and the result is explained mechanistically. A subsidiary methodological finding establishes that the conclusion is sensitive to evaluation budget: under-sampling at low solve rates inflates apparent gains in the hardest band.</w:t>
+        <w:t xml:space="preserve"> secp256k1 point-addition challenge, the task is GF(2) linear-map synthesis: emit a sequence of reversible gates that transforms the identity into a target invertible n×n GF(2) matrix in place. Correctness is decided by a bit-packed classical-reversible simulator that agreed with a Rust reference on all 800 cases of the equivalence battery used, spanning the gate families and register widths exercised by the proxy. Three findings are reported. First, in the one-shot setting the task is insensitive to model scale: a 1.5B and a 7B model of the same family synthesize correctly at an identical 4.8%, locating the bottleneck in symbolic execution rather than capacity. Second, a state-externalizing tool removes this bottleneck, and only then does scale appear to matter: a trained 1.5B caps at n=4 while a trained 8B reaches n=5, on a single cross-family comparison that should be read as suggestive. Third, and centrally, self-harvest expert iteration yields no held-out improvement; across two iterations the overall best-of-5 solve rate is flat at approximately 58%, and the result is explained mechanistically. All comparisons use a fixed held-out set of 40 tasks per band under a best-of-5 protocol.</w:t>
       </w:r>
     </w:p>
     <w:p>
@@ -274,11 +252,6 @@
     <w:p>
       <w:r>
         <w:t>3. A clean negative result: self-harvest expert iteration produces no held-out improvement over two iterations, with a mechanistic explanation (§5, §7).</w:t>
-      </w:r>
-    </w:p>
-    <w:p>
-      <w:r>
-        <w:t>4. A methodological result: the conclusion is sensitive to evaluation budget, and under-sampling at low solve rates systematically inflates apparent gains in the hardest band (§6).</w:t>
       </w:r>
     </w:p>
     <w:p>
@@ -591,7 +564,7 @@
         <w:t>best-of-k</w:t>
       </w:r>
       <w:r>
-        <w:t xml:space="preserve"> sampling: the model is given k independent attempts per task and the task counts as solved if the verifier accepts any attempt, in the manner of a verifier selecting the best of several candidate circuits. Two protocols are reported: best-of-2 at sampling temperature 0.4, and best-of-5 at temperature 0.7. The best-of-5 budget matches the five restarts per task used during harvesting (§4), and is the primary, adequately-sampled protocol. Because the two protocols differ in both the number of attempts k and the temperature, the contrast between them (§6) reflects both knobs and is not attributable to k in isolation. The best-of-2 protocol is reported for the methodological contrast it establishes.</w:t>
+        <w:t xml:space="preserve"> sampling: the model is given k independent attempts per task and the task counts as solved if the verifier accepts any attempt, in the manner of a verifier selecting the best of several candidate circuits. All comparisons use best-of-5 at temperature 0.7, which matches the five restarts per task used during harvesting (§4); at the low solve rates of the harder bands a 40-task sample requires this budget to resolve band-level differences. (A best-of-2 run at temperature 0.4 is also recorded in the released data for completeness.)</w:t>
       </w:r>
     </w:p>
     <w:p>
@@ -1110,274 +1083,7 @@
         <w:t>Qwen/Qwen3-8B</w:t>
       </w:r>
       <w:r>
-        <w:t>, fine-tuned via LoRA on a B4-rich compact trace set of 1,200 optimal expert demonstrations per hard band. Straight from imitation it is strong on n≤4 and has a hole at n=6:</w:t>
-      </w:r>
-    </w:p>
-    <w:tbl>
-      <w:tblPr>
-        <w:tblStyle w:val="LightGrid-Accent1"/>
-        <w:tblW w:type="auto" w:w="0"/>
-        <w:tblLook w:firstColumn="1" w:firstRow="1" w:lastColumn="0" w:lastRow="0" w:noHBand="0" w:noVBand="1" w:val="04A0"/>
-      </w:tblPr>
-      <w:tblGrid>
-        <w:gridCol w:w="1440"/>
-        <w:gridCol w:w="1440"/>
-        <w:gridCol w:w="1440"/>
-        <w:gridCol w:w="1440"/>
-        <w:gridCol w:w="1440"/>
-        <w:gridCol w:w="1440"/>
-      </w:tblGrid>
-      <w:tr>
-        <w:tc>
-          <w:tcPr>
-            <w:tcW w:type="dxa" w:w="1440"/>
-          </w:tcPr>
-          <w:p>
-            <w:r>
-              <w:rPr>
-                <w:b/>
-              </w:rPr>
-            </w:r>
-            <w:r>
-              <w:rPr>
-                <w:b/>
-              </w:rPr>
-              <w:t>Eval</w:t>
-            </w:r>
-          </w:p>
-        </w:tc>
-        <w:tc>
-          <w:tcPr>
-            <w:tcW w:type="dxa" w:w="1440"/>
-          </w:tcPr>
-          <w:p>
-            <w:r>
-              <w:rPr>
-                <w:b/>
-              </w:rPr>
-            </w:r>
-            <w:r>
-              <w:rPr>
-                <w:b/>
-              </w:rPr>
-              <w:t>B1</w:t>
-            </w:r>
-          </w:p>
-        </w:tc>
-        <w:tc>
-          <w:tcPr>
-            <w:tcW w:type="dxa" w:w="1440"/>
-          </w:tcPr>
-          <w:p>
-            <w:r>
-              <w:rPr>
-                <w:b/>
-              </w:rPr>
-            </w:r>
-            <w:r>
-              <w:rPr>
-                <w:b/>
-              </w:rPr>
-              <w:t>B2</w:t>
-            </w:r>
-          </w:p>
-        </w:tc>
-        <w:tc>
-          <w:tcPr>
-            <w:tcW w:type="dxa" w:w="1440"/>
-          </w:tcPr>
-          <w:p>
-            <w:r>
-              <w:rPr>
-                <w:b/>
-              </w:rPr>
-            </w:r>
-            <w:r>
-              <w:rPr>
-                <w:b/>
-              </w:rPr>
-              <w:t>B3</w:t>
-            </w:r>
-          </w:p>
-        </w:tc>
-        <w:tc>
-          <w:tcPr>
-            <w:tcW w:type="dxa" w:w="1440"/>
-          </w:tcPr>
-          <w:p>
-            <w:r>
-              <w:rPr>
-                <w:b/>
-              </w:rPr>
-            </w:r>
-            <w:r>
-              <w:rPr>
-                <w:b/>
-              </w:rPr>
-              <w:t>B4</w:t>
-            </w:r>
-          </w:p>
-        </w:tc>
-        <w:tc>
-          <w:tcPr>
-            <w:tcW w:type="dxa" w:w="1440"/>
-          </w:tcPr>
-          <w:p>
-            <w:r>
-              <w:rPr>
-                <w:b/>
-              </w:rPr>
-            </w:r>
-            <w:r>
-              <w:rPr>
-                <w:b/>
-              </w:rPr>
-              <w:t>Overall</w:t>
-            </w:r>
-          </w:p>
-        </w:tc>
-      </w:tr>
-      <w:tr>
-        <w:tc>
-          <w:tcPr>
-            <w:tcW w:type="dxa" w:w="1440"/>
-          </w:tcPr>
-          <w:p>
-            <w:r/>
-            <w:r>
-              <w:t>8-task/band (under-sampled)</w:t>
-            </w:r>
-          </w:p>
-        </w:tc>
-        <w:tc>
-          <w:tcPr>
-            <w:tcW w:type="dxa" w:w="1440"/>
-          </w:tcPr>
-          <w:p>
-            <w:r/>
-            <w:r>
-              <w:t>100%</w:t>
-            </w:r>
-          </w:p>
-        </w:tc>
-        <w:tc>
-          <w:tcPr>
-            <w:tcW w:type="dxa" w:w="1440"/>
-          </w:tcPr>
-          <w:p>
-            <w:r/>
-            <w:r>
-              <w:t>87.5%</w:t>
-            </w:r>
-          </w:p>
-        </w:tc>
-        <w:tc>
-          <w:tcPr>
-            <w:tcW w:type="dxa" w:w="1440"/>
-          </w:tcPr>
-          <w:p>
-            <w:r/>
-            <w:r>
-              <w:t>62.5%</w:t>
-            </w:r>
-          </w:p>
-        </w:tc>
-        <w:tc>
-          <w:tcPr>
-            <w:tcW w:type="dxa" w:w="1440"/>
-          </w:tcPr>
-          <w:p>
-            <w:r/>
-            <w:r>
-              <w:t>0%</w:t>
-            </w:r>
-          </w:p>
-        </w:tc>
-        <w:tc>
-          <w:tcPr>
-            <w:tcW w:type="dxa" w:w="1440"/>
-          </w:tcPr>
-          <w:p>
-            <w:r/>
-            <w:r>
-              <w:t>62.5%</w:t>
-            </w:r>
-          </w:p>
-        </w:tc>
-      </w:tr>
-      <w:tr>
-        <w:tc>
-          <w:tcPr>
-            <w:tcW w:type="dxa" w:w="1440"/>
-          </w:tcPr>
-          <w:p>
-            <w:r/>
-            <w:r>
-              <w:t>40-task/band, best-of-2, temp 0.4</w:t>
-            </w:r>
-          </w:p>
-        </w:tc>
-        <w:tc>
-          <w:tcPr>
-            <w:tcW w:type="dxa" w:w="1440"/>
-          </w:tcPr>
-          <w:p>
-            <w:r/>
-            <w:r>
-              <w:t>95%</w:t>
-            </w:r>
-          </w:p>
-        </w:tc>
-        <w:tc>
-          <w:tcPr>
-            <w:tcW w:type="dxa" w:w="1440"/>
-          </w:tcPr>
-          <w:p>
-            <w:r/>
-            <w:r>
-              <w:t>85%</w:t>
-            </w:r>
-          </w:p>
-        </w:tc>
-        <w:tc>
-          <w:tcPr>
-            <w:tcW w:type="dxa" w:w="1440"/>
-          </w:tcPr>
-          <w:p>
-            <w:r/>
-            <w:r>
-              <w:t>25%</w:t>
-            </w:r>
-          </w:p>
-        </w:tc>
-        <w:tc>
-          <w:tcPr>
-            <w:tcW w:type="dxa" w:w="1440"/>
-          </w:tcPr>
-          <w:p>
-            <w:r/>
-            <w:r>
-              <w:t>0%</w:t>
-            </w:r>
-          </w:p>
-        </w:tc>
-        <w:tc>
-          <w:tcPr>
-            <w:tcW w:type="dxa" w:w="1440"/>
-          </w:tcPr>
-          <w:p>
-            <w:r/>
-            <w:r>
-              <w:t>51.2%</w:t>
-            </w:r>
-          </w:p>
-        </w:tc>
-      </w:tr>
-    </w:tbl>
-    <w:p/>
-    <w:p>
-      <w:r>
-        <w:t xml:space="preserve">The 8-task figures are reported only to anchor the methodological discussion in §6; the 40-task best-of-2 row is the reliable measurement. This checkpoint is the subject of the two subsequent self-harvest iterations, labeled </w:t>
+        <w:t xml:space="preserve">, fine-tuned via LoRA on a B4-rich compact trace set of 1,200 optimal expert demonstrations per hard band. Straight from imitation it is strong on n≤4 and weak at n=6; its best-of-5 held-out rates by band are reported in §5.1 (95 / 92.5 / 40 / 5%, overall 58.1%). This checkpoint is the subject of the two subsequent self-harvest iterations, labeled </w:t>
       </w:r>
       <w:r>
         <w:rPr>
@@ -1960,25 +1666,12 @@
         <w:pStyle w:val="Heading2"/>
       </w:pPr>
       <w:r>
-        <w:t>6. Sensitivity of conclusions to evaluation budget</w:t>
+        <w:t>6. Reported protocol</w:t>
       </w:r>
     </w:p>
     <w:p>
       <w:r>
-        <w:t>The verdict in §5 depends on adequate sampling. Under an under-sampled protocol the same checkpoints support a materially different and incorrect conclusion. This sensitivity is a methodological result in its own right.</w:t>
-      </w:r>
-    </w:p>
-    <w:p>
-      <w:pPr>
-        <w:pStyle w:val="Heading3"/>
-      </w:pPr>
-      <w:r>
-        <w:t>6.1 The best-of-2 reading</w:t>
-      </w:r>
-    </w:p>
-    <w:p>
-      <w:r>
-        <w:t xml:space="preserve">At best-of-2 (temperature 0.4), the same three checkpoints, scored from </w:t>
+        <w:t>All evaluations in §5 use best-of-5 at 40 tasks per band, with the held-out seed set fixed across the base model and every iteration. At the low solve rates of the harder bands a 40-task sample carries a binomial standard error of several points, so band-level comparisons are only meaningful under a sufficiently large, fixed sampling budget; all comparisons in this report use best-of-5 and do not mix protocols. A best-of-2 run (temperature 0.4) is included in the released data (</w:t>
       </w:r>
       <w:r>
         <w:rPr>
@@ -1988,597 +1681,7 @@
         <w:t>flywheel/clean_eval_results.jsonl</w:t>
       </w:r>
       <w:r>
-        <w:t>:</w:t>
-      </w:r>
-    </w:p>
-    <w:tbl>
-      <w:tblPr>
-        <w:tblStyle w:val="LightGrid-Accent1"/>
-        <w:tblW w:type="auto" w:w="0"/>
-        <w:tblLook w:firstColumn="1" w:firstRow="1" w:lastColumn="0" w:lastRow="0" w:noHBand="0" w:noVBand="1" w:val="04A0"/>
-      </w:tblPr>
-      <w:tblGrid>
-        <w:gridCol w:w="1440"/>
-        <w:gridCol w:w="1440"/>
-        <w:gridCol w:w="1440"/>
-        <w:gridCol w:w="1440"/>
-        <w:gridCol w:w="1440"/>
-        <w:gridCol w:w="1440"/>
-      </w:tblGrid>
-      <w:tr>
-        <w:tc>
-          <w:tcPr>
-            <w:tcW w:type="dxa" w:w="1440"/>
-          </w:tcPr>
-          <w:p>
-            <w:r>
-              <w:rPr>
-                <w:b/>
-              </w:rPr>
-            </w:r>
-            <w:r>
-              <w:rPr>
-                <w:b/>
-              </w:rPr>
-              <w:t>Stage</w:t>
-            </w:r>
-          </w:p>
-        </w:tc>
-        <w:tc>
-          <w:tcPr>
-            <w:tcW w:type="dxa" w:w="1440"/>
-          </w:tcPr>
-          <w:p>
-            <w:r>
-              <w:rPr>
-                <w:b/>
-              </w:rPr>
-            </w:r>
-            <w:r>
-              <w:rPr>
-                <w:b/>
-              </w:rPr>
-              <w:t>B1</w:t>
-            </w:r>
-          </w:p>
-        </w:tc>
-        <w:tc>
-          <w:tcPr>
-            <w:tcW w:type="dxa" w:w="1440"/>
-          </w:tcPr>
-          <w:p>
-            <w:r>
-              <w:rPr>
-                <w:b/>
-              </w:rPr>
-            </w:r>
-            <w:r>
-              <w:rPr>
-                <w:b/>
-              </w:rPr>
-              <w:t>B2</w:t>
-            </w:r>
-          </w:p>
-        </w:tc>
-        <w:tc>
-          <w:tcPr>
-            <w:tcW w:type="dxa" w:w="1440"/>
-          </w:tcPr>
-          <w:p>
-            <w:r>
-              <w:rPr>
-                <w:b/>
-              </w:rPr>
-            </w:r>
-            <w:r>
-              <w:rPr>
-                <w:b/>
-              </w:rPr>
-              <w:t>B3</w:t>
-            </w:r>
-          </w:p>
-        </w:tc>
-        <w:tc>
-          <w:tcPr>
-            <w:tcW w:type="dxa" w:w="1440"/>
-          </w:tcPr>
-          <w:p>
-            <w:r>
-              <w:rPr>
-                <w:b/>
-              </w:rPr>
-            </w:r>
-            <w:r>
-              <w:rPr>
-                <w:b/>
-              </w:rPr>
-              <w:t>B4</w:t>
-            </w:r>
-          </w:p>
-        </w:tc>
-        <w:tc>
-          <w:tcPr>
-            <w:tcW w:type="dxa" w:w="1440"/>
-          </w:tcPr>
-          <w:p>
-            <w:r>
-              <w:rPr>
-                <w:b/>
-              </w:rPr>
-            </w:r>
-            <w:r>
-              <w:rPr>
-                <w:b/>
-              </w:rPr>
-              <w:t>Overall</w:t>
-            </w:r>
-          </w:p>
-        </w:tc>
-      </w:tr>
-      <w:tr>
-        <w:tc>
-          <w:tcPr>
-            <w:tcW w:type="dxa" w:w="1440"/>
-          </w:tcPr>
-          <w:p>
-            <w:r/>
-            <w:r>
-              <w:t>8B base</w:t>
-            </w:r>
-          </w:p>
-        </w:tc>
-        <w:tc>
-          <w:tcPr>
-            <w:tcW w:type="dxa" w:w="1440"/>
-          </w:tcPr>
-          <w:p>
-            <w:r/>
-            <w:r>
-              <w:t>95%</w:t>
-            </w:r>
-          </w:p>
-        </w:tc>
-        <w:tc>
-          <w:tcPr>
-            <w:tcW w:type="dxa" w:w="1440"/>
-          </w:tcPr>
-          <w:p>
-            <w:r/>
-            <w:r>
-              <w:t>85%</w:t>
-            </w:r>
-          </w:p>
-        </w:tc>
-        <w:tc>
-          <w:tcPr>
-            <w:tcW w:type="dxa" w:w="1440"/>
-          </w:tcPr>
-          <w:p>
-            <w:r/>
-            <w:r>
-              <w:t>25%</w:t>
-            </w:r>
-          </w:p>
-        </w:tc>
-        <w:tc>
-          <w:tcPr>
-            <w:tcW w:type="dxa" w:w="1440"/>
-          </w:tcPr>
-          <w:p>
-            <w:r/>
-            <w:r>
-              <w:t>0%</w:t>
-            </w:r>
-          </w:p>
-        </w:tc>
-        <w:tc>
-          <w:tcPr>
-            <w:tcW w:type="dxa" w:w="1440"/>
-          </w:tcPr>
-          <w:p>
-            <w:r/>
-            <w:r>
-              <w:t>51.2%</w:t>
-            </w:r>
-          </w:p>
-        </w:tc>
-      </w:tr>
-      <w:tr>
-        <w:tc>
-          <w:tcPr>
-            <w:tcW w:type="dxa" w:w="1440"/>
-          </w:tcPr>
-          <w:p>
-            <w:r/>
-            <w:r>
-              <w:t>8B iter-1</w:t>
-            </w:r>
-          </w:p>
-        </w:tc>
-        <w:tc>
-          <w:tcPr>
-            <w:tcW w:type="dxa" w:w="1440"/>
-          </w:tcPr>
-          <w:p>
-            <w:r/>
-            <w:r>
-              <w:t>97.5%</w:t>
-            </w:r>
-          </w:p>
-        </w:tc>
-        <w:tc>
-          <w:tcPr>
-            <w:tcW w:type="dxa" w:w="1440"/>
-          </w:tcPr>
-          <w:p>
-            <w:r/>
-            <w:r>
-              <w:t>82.5%</w:t>
-            </w:r>
-          </w:p>
-        </w:tc>
-        <w:tc>
-          <w:tcPr>
-            <w:tcW w:type="dxa" w:w="1440"/>
-          </w:tcPr>
-          <w:p>
-            <w:r/>
-            <w:r>
-              <w:t>20%</w:t>
-            </w:r>
-          </w:p>
-        </w:tc>
-        <w:tc>
-          <w:tcPr>
-            <w:tcW w:type="dxa" w:w="1440"/>
-          </w:tcPr>
-          <w:p>
-            <w:r/>
-            <w:r>
-              <w:t>7.5%</w:t>
-            </w:r>
-          </w:p>
-        </w:tc>
-        <w:tc>
-          <w:tcPr>
-            <w:tcW w:type="dxa" w:w="1440"/>
-          </w:tcPr>
-          <w:p>
-            <w:r/>
-            <w:r>
-              <w:t>51.9%</w:t>
-            </w:r>
-          </w:p>
-        </w:tc>
-      </w:tr>
-      <w:tr>
-        <w:tc>
-          <w:tcPr>
-            <w:tcW w:type="dxa" w:w="1440"/>
-          </w:tcPr>
-          <w:p>
-            <w:r/>
-            <w:r>
-              <w:t>8B iter-2</w:t>
-            </w:r>
-          </w:p>
-        </w:tc>
-        <w:tc>
-          <w:tcPr>
-            <w:tcW w:type="dxa" w:w="1440"/>
-          </w:tcPr>
-          <w:p>
-            <w:r/>
-            <w:r>
-              <w:t>97.5%</w:t>
-            </w:r>
-          </w:p>
-        </w:tc>
-        <w:tc>
-          <w:tcPr>
-            <w:tcW w:type="dxa" w:w="1440"/>
-          </w:tcPr>
-          <w:p>
-            <w:r/>
-            <w:r>
-              <w:t>85%</w:t>
-            </w:r>
-          </w:p>
-        </w:tc>
-        <w:tc>
-          <w:tcPr>
-            <w:tcW w:type="dxa" w:w="1440"/>
-          </w:tcPr>
-          <w:p>
-            <w:r/>
-            <w:r>
-              <w:t>22.5%</w:t>
-            </w:r>
-          </w:p>
-        </w:tc>
-        <w:tc>
-          <w:tcPr>
-            <w:tcW w:type="dxa" w:w="1440"/>
-          </w:tcPr>
-          <w:p>
-            <w:r/>
-            <w:r>
-              <w:t>2.5%</w:t>
-            </w:r>
-          </w:p>
-        </w:tc>
-        <w:tc>
-          <w:tcPr>
-            <w:tcW w:type="dxa" w:w="1440"/>
-          </w:tcPr>
-          <w:p>
-            <w:r/>
-            <w:r>
-              <w:t>51.9%</w:t>
-            </w:r>
-          </w:p>
-        </w:tc>
-      </w:tr>
-    </w:tbl>
-    <w:p/>
-    <w:p>
-      <w:r>
-        <w:t>Read in isolation, this table indicates that iteration cracked the n=6 band, with B4 rising from 0% to 7.5% while overall performance remained flat because B1 and B2 are saturated and B3 is within noise. The best-of-5 protocol shows this reading to be an artifact.</w:t>
-      </w:r>
-    </w:p>
-    <w:p>
-      <w:pPr>
-        <w:pStyle w:val="Heading3"/>
-      </w:pPr>
-      <w:r>
-        <w:t>6.2 The under-sampling artifact</w:t>
-      </w:r>
-    </w:p>
-    <w:p>
-      <w:r>
-        <w:t>At best-of-5 the base already solves B4 at 5% (2 of 40). The base was never truly at 0% on n=6; with only two attempts it drew an unlucky 0 of 40. Self-harvest did not open the frontier band — the base was already there.</w:t>
-      </w:r>
-    </w:p>
-    <w:tbl>
-      <w:tblPr>
-        <w:tblStyle w:val="LightGrid-Accent1"/>
-        <w:tblW w:type="auto" w:w="0"/>
-        <w:tblLook w:firstColumn="1" w:firstRow="1" w:lastColumn="0" w:lastRow="0" w:noHBand="0" w:noVBand="1" w:val="04A0"/>
-      </w:tblPr>
-      <w:tblGrid>
-        <w:gridCol w:w="2160"/>
-        <w:gridCol w:w="2160"/>
-        <w:gridCol w:w="2160"/>
-        <w:gridCol w:w="2160"/>
-      </w:tblGrid>
-      <w:tr>
-        <w:tc>
-          <w:tcPr>
-            <w:tcW w:type="dxa" w:w="2160"/>
-          </w:tcPr>
-          <w:p>
-            <w:r>
-              <w:rPr>
-                <w:b/>
-              </w:rPr>
-            </w:r>
-            <w:r>
-              <w:rPr>
-                <w:b/>
-              </w:rPr>
-              <w:t>B4 solve rate</w:t>
-            </w:r>
-          </w:p>
-        </w:tc>
-        <w:tc>
-          <w:tcPr>
-            <w:tcW w:type="dxa" w:w="2160"/>
-          </w:tcPr>
-          <w:p>
-            <w:r>
-              <w:rPr>
-                <w:b/>
-              </w:rPr>
-            </w:r>
-            <w:r>
-              <w:rPr>
-                <w:b/>
-              </w:rPr>
-              <w:t>base</w:t>
-            </w:r>
-          </w:p>
-        </w:tc>
-        <w:tc>
-          <w:tcPr>
-            <w:tcW w:type="dxa" w:w="2160"/>
-          </w:tcPr>
-          <w:p>
-            <w:r>
-              <w:rPr>
-                <w:b/>
-              </w:rPr>
-            </w:r>
-            <w:r>
-              <w:rPr>
-                <w:b/>
-              </w:rPr>
-              <w:t>iter-1</w:t>
-            </w:r>
-          </w:p>
-        </w:tc>
-        <w:tc>
-          <w:tcPr>
-            <w:tcW w:type="dxa" w:w="2160"/>
-          </w:tcPr>
-          <w:p>
-            <w:r>
-              <w:rPr>
-                <w:b/>
-              </w:rPr>
-            </w:r>
-            <w:r>
-              <w:rPr>
-                <w:b/>
-              </w:rPr>
-              <w:t>iter-2</w:t>
-            </w:r>
-          </w:p>
-        </w:tc>
-      </w:tr>
-      <w:tr>
-        <w:tc>
-          <w:tcPr>
-            <w:tcW w:type="dxa" w:w="2160"/>
-          </w:tcPr>
-          <w:p>
-            <w:r/>
-            <w:r>
-              <w:t>best-of-2</w:t>
-            </w:r>
-          </w:p>
-        </w:tc>
-        <w:tc>
-          <w:tcPr>
-            <w:tcW w:type="dxa" w:w="2160"/>
-          </w:tcPr>
-          <w:p>
-            <w:r/>
-            <w:r>
-              <w:t>0%</w:t>
-            </w:r>
-          </w:p>
-        </w:tc>
-        <w:tc>
-          <w:tcPr>
-            <w:tcW w:type="dxa" w:w="2160"/>
-          </w:tcPr>
-          <w:p>
-            <w:r/>
-            <w:r>
-              <w:t>7.5%</w:t>
-            </w:r>
-          </w:p>
-        </w:tc>
-        <w:tc>
-          <w:tcPr>
-            <w:tcW w:type="dxa" w:w="2160"/>
-          </w:tcPr>
-          <w:p>
-            <w:r/>
-            <w:r>
-              <w:t>2.5%</w:t>
-            </w:r>
-          </w:p>
-        </w:tc>
-      </w:tr>
-      <w:tr>
-        <w:tc>
-          <w:tcPr>
-            <w:tcW w:type="dxa" w:w="2160"/>
-          </w:tcPr>
-          <w:p>
-            <w:r/>
-            <w:r>
-              <w:t>best-of-5</w:t>
-            </w:r>
-          </w:p>
-        </w:tc>
-        <w:tc>
-          <w:tcPr>
-            <w:tcW w:type="dxa" w:w="2160"/>
-          </w:tcPr>
-          <w:p>
-            <w:r/>
-            <w:r>
-              <w:t>5%</w:t>
-            </w:r>
-          </w:p>
-        </w:tc>
-        <w:tc>
-          <w:tcPr>
-            <w:tcW w:type="dxa" w:w="2160"/>
-          </w:tcPr>
-          <w:p>
-            <w:r/>
-            <w:r>
-              <w:t>7.5%</w:t>
-            </w:r>
-          </w:p>
-        </w:tc>
-        <w:tc>
-          <w:tcPr>
-            <w:tcW w:type="dxa" w:w="2160"/>
-          </w:tcPr>
-          <w:p>
-            <w:r/>
-            <w:r>
-              <w:t>5%</w:t>
-            </w:r>
-          </w:p>
-        </w:tc>
-      </w:tr>
-    </w:tbl>
-    <w:p/>
-    <w:p>
-      <w:pPr>
-        <w:jc w:val="center"/>
-      </w:pPr>
-      <w:r>
-        <w:drawing>
-          <wp:inline xmlns:a="http://schemas.openxmlformats.org/drawingml/2006/main" xmlns:pic="http://schemas.openxmlformats.org/drawingml/2006/picture">
-            <wp:extent cx="5303520" cy="3153444"/>
-            <wp:docPr id="6" name="Picture 6"/>
-            <wp:cNvGraphicFramePr>
-              <a:graphicFrameLocks noChangeAspect="1"/>
-            </wp:cNvGraphicFramePr>
-            <a:graphic>
-              <a:graphicData uri="http://schemas.openxmlformats.org/drawingml/2006/picture">
-                <pic:pic>
-                  <pic:nvPicPr>
-                    <pic:cNvPr id="0" name="fig4_measurement_lesson.png"/>
-                    <pic:cNvPicPr/>
-                  </pic:nvPicPr>
-                  <pic:blipFill>
-                    <a:blip r:embed="rId14"/>
-                    <a:stretch>
-                      <a:fillRect/>
-                    </a:stretch>
-                  </pic:blipFill>
-                  <pic:spPr>
-                    <a:xfrm>
-                      <a:off x="0" y="0"/>
-                      <a:ext cx="5303520" cy="3153444"/>
-                    </a:xfrm>
-                    <a:prstGeom prst="rect"/>
-                  </pic:spPr>
-                </pic:pic>
-              </a:graphicData>
-            </a:graphic>
-          </wp:inline>
-        </w:drawing>
-      </w:r>
-    </w:p>
-    <w:p>
-      <w:pPr>
-        <w:jc w:val="center"/>
-      </w:pPr>
-      <w:r>
-        <w:rPr>
-          <w:i/>
-          <w:color w:val="5B6B7B"/>
-          <w:sz w:val="18"/>
-        </w:rPr>
-        <w:t>The B4 band under two protocols: best-of-2 displays an apparent 0→7.5% breakthrough, while best-of-5 shows the base already at 5% and the curve essentially flat.</w:t>
-      </w:r>
-    </w:p>
-    <w:p>
-      <w:r>
-        <w:t>The mechanism is general. Under-sampling at low solve rates does not merely add variance; it systematically biases comparisons toward inventing progress. A checkpoint with a true solve rate near 5% frequently draws 0 of 40 at two attempts, so any later non-zero draw — itself well within sampling noise — reads as a newly acquired capability. The same under-sampling effect explains the 8-task base figure of 62.5% reported in §4.1: a lucky 5-of-8 draw on B3 implied a 62.5% band rate against a true best-of-2 rate near 25%, inflating the overall figure to 62.5% against a true 51.2%.</w:t>
-      </w:r>
-    </w:p>
-    <w:p>
-      <w:r>
-        <w:t>The methodological conclusion is that at low solve rates one must report best-of-k, hold both k and temperature fixed across all comparisons, and never compare across protocols. A fixed, adequately-sampled, identical-protocol held-out set anchored to the base at the same k and temperature is what separates the genuine finding of §3 from the apparent gains visible under best-of-2.</w:t>
+        <w:t>) for completeness.</w:t>
       </w:r>
     </w:p>
     <w:p>

--- a/paper/paper.docx
+++ b/paper/paper.docx
@@ -190,7 +190,7 @@
         <w:t>ECDSA.fail</w:t>
       </w:r>
       <w:r>
-        <w:t xml:space="preserve"> secp256k1 point-addition challenge, the task is GF(2) linear-map synthesis: emit a sequence of reversible gates that transforms the identity into a target invertible n×n GF(2) matrix in place. Correctness is decided by a bit-packed classical-reversible simulator that agreed with a Rust reference on all 800 cases of the equivalence battery used, spanning the gate families and register widths exercised by the proxy. Three findings are reported. First, in the one-shot setting the task is insensitive to model scale: a 1.5B and a 7B model of the same family synthesize correctly at an identical 4.8%, locating the bottleneck in symbolic execution rather than capacity. Second, a state-externalizing tool removes this bottleneck, and only then does scale appear to matter: a trained 1.5B caps at n=4 while a trained 8B reaches n=5, on a single cross-family comparison that should be read as suggestive. Third, and centrally, self-harvest expert iteration yields no held-out improvement; across two iterations the overall best-of-5 solve rate is flat at approximately 58%, and the result is explained mechanistically. All comparisons use a fixed held-out set of 40 tasks per band under a best-of-5 protocol.</w:t>
+        <w:t xml:space="preserve"> secp256k1 point-addition challenge, the task is GF(2) linear-map synthesis: emit a sequence of reversible gates that transforms the identity into a target invertible n×n GF(2) matrix in place. Correctness is decided by a bit-packed classical-reversible simulator that agreed with a Rust reference on all 800 cases of the equivalence battery used, spanning the gate families and register widths exercised by the proxy. Three findings are reported. First, in the one-shot setting the task is insensitive to model scale: a 1.5B and a 7B model of the same family synthesize correctly at an identical 4.8%, locating the bottleneck in symbolic execution rather than capacity. Second, a state-externalizing tool removes this bottleneck, and only then does scale appear to matter: a trained 1.5B caps at n=4 while a trained 8B reaches n=5, on a single cross-family comparison that should be read as suggestive. Third, and centrally, self-harvest expert iteration yields no held-out improvement; across two iterations the overall best-of-5 solve rate is flat at approximately 58%, and the result is explained mechanistically. The primary flywheel comparisons (§5) use a fixed held-out set of 40 tasks per band under best-of-5.</w:t>
       </w:r>
     </w:p>
     <w:p>
@@ -231,7 +231,7 @@
     </w:p>
     <w:p>
       <w:r>
-        <w:t>The GF(2)-linear family is classically solvable by Gaussian elimination, which serves as a source of provably optimal expert demonstrations. The objective is therefore not to outperform Gaussian elimination but to test (i) whether a small model can learn tool-driven synthesis at all, and (ii) whether expert iteration on self-generated, verifier-confirmed solutions can extend the model's reach — a method that would, in principle, transfer to problems for which no closed-form expert exists.</w:t>
+        <w:t>The GF(2)-linear family is classically solvable by Gaussian elimination, which serves as a source of canonical expert demonstrations (a valid construction, not a proof of gate-count optimality). The objective is therefore not to outperform Gaussian elimination but to test (i) whether a small model can learn tool-driven synthesis at all, and (ii) whether expert iteration on self-generated, verifier-confirmed solutions can extend the model's reach — a method that would, in principle, transfer to problems for which no closed-form expert exists.</w:t>
       </w:r>
     </w:p>
     <w:p>
@@ -468,7 +468,7 @@
     <w:p/>
     <w:p>
       <w:r>
-        <w:t>The small-width bands saturate quickly: there are only 168 invertible 3×3 matrices over GF(2), so an expert demonstration set nearly exhausts B1 and B2. Genuinely novel coverage is available only at n≥5; the n=5 instance space comprises on the order of 10^7 matrices.</w:t>
+        <w:t>The small-width bands saturate quickly: B1 is tiny — only 168 invertible 3×3 matrices over GF(2) — and the expert set effectively exhausts it. B2 is far larger (|GL(4,2)| = 20,160) and is not combinatorially exhausted by the demonstration set, though the model is behaviorally saturated on it. Genuinely novel coverage is available only at n≥5; the n=5 instance space comprises on the order of 10^7 matrices.</w:t>
       </w:r>
     </w:p>
     <w:p>
@@ -523,7 +523,7 @@
     </w:p>
     <w:p>
       <w:r>
-        <w:t>Optimal expert demonstrations are produced by Gaussian elimination (</w:t>
+        <w:t>Expert demonstrations are produced by Gaussian elimination (</w:t>
       </w:r>
       <w:r>
         <w:rPr>
@@ -533,7 +533,7 @@
         <w:t>proxy/synth.py</w:t>
       </w:r>
       <w:r>
-        <w:t>), which yields a canonical, minimal-style gate sequence for any invertible target. These demonstrations supply both the imitation-learning corpus for the base model and the ground-truth reference for the difficulty grading.</w:t>
+        <w:t>), which yields a canonical gate sequence for any invertible target (a valid construction; we do not claim global gate-count optimality). These demonstrations supply both the imitation-learning corpus for the base model and the ground-truth reference for the difficulty grading.</w:t>
       </w:r>
     </w:p>
     <w:p>
@@ -546,7 +546,7 @@
     </w:p>
     <w:p>
       <w:r>
-        <w:t xml:space="preserve">All held-out evaluations use a fixed set of </w:t>
+        <w:t xml:space="preserve">The primary flywheel evaluations (§5) use a fixed set of </w:t>
       </w:r>
       <w:r>
         <w:rPr>
@@ -1000,7 +1000,7 @@
     </w:p>
     <w:p>
       <w:r>
-        <w:t>This scale dependence nonetheless determines the appropriate base for self-improvement. Because B1 and B2 are nearly exhausted by the expert set, any novel coverage must come at n≥5, precisely the regime in which only the 8B operates. The 1.5B is therefore an unsuitable base for expert iteration, and the 8B is the relevant subject for the remainder of the study.</w:t>
+        <w:t>This scale dependence nonetheless determines the appropriate base for self-improvement. Because B1 is exhausted and B2 behaviorally saturated, any genuinely novel coverage must come at n≥5, precisely the regime in which only the 8B operates. The 1.5B is therefore an unsuitable base for expert iteration, and the 8B is the relevant subject for the remainder of the study.</w:t>
       </w:r>
     </w:p>
     <w:p>
@@ -1041,7 +1041,7 @@
         <w:t>Combine.</w:t>
       </w:r>
       <w:r>
-        <w:t xml:space="preserve"> Harvested solutions are deduplicated against the expert demonstrations per task to form a cumulative replay buffer, preserving harvested traces, which are scarcer than synthesis-optimal expert demonstrations.</w:t>
+        <w:t xml:space="preserve"> Harvested solutions are deduplicated against the expert demonstrations per task to form a cumulative replay buffer, preserving harvested traces, which are scarcer than the canonical expert demonstrations.</w:t>
       </w:r>
     </w:p>
     <w:p>
@@ -1083,7 +1083,7 @@
         <w:t>Qwen/Qwen3-8B</w:t>
       </w:r>
       <w:r>
-        <w:t xml:space="preserve">, fine-tuned via LoRA on a B4-rich compact trace set of 1,200 optimal expert demonstrations per hard band. Straight from imitation it is strong on n≤4 and weak at n=6; its best-of-5 held-out rates by band are reported in §5.1 (95 / 92.5 / 40 / 5%, overall 58.1%). This checkpoint is the subject of the two subsequent self-harvest iterations, labeled </w:t>
+        <w:t xml:space="preserve">, fine-tuned via LoRA on a B4-rich compact trace set of 1,200 canonical expert demonstrations per hard band. Straight from imitation it is strong on n≤4 and weak at n=6; its best-of-5 held-out rates by band are reported in §5.1 (95 / 92.5 / 40 / 5%, overall 58.1%). This checkpoint is the subject of the two subsequent self-harvest iterations, labeled </w:t>
       </w:r>
       <w:r>
         <w:rPr>
@@ -1658,7 +1658,7 @@
     </w:p>
     <w:p>
       <w:r>
-        <w:t>A dedicated B4 ceiling probe corroborates that n=6 is near the model's intrinsic limit even on the training distribution: a B4-only harvest from the base over 400 fresh training tasks at best-of-6 yielded approximately 3.5% (14 of 400). Self-harvest is therefore a slow lever at the frontier band, and — per the held-out evaluation — too slow to shift held-out capability at all.</w:t>
+        <w:t>A dedicated B4 ceiling probe corroborates that n=6 is near the model's practical limit under this recipe even on the training distribution: a B4-only harvest from the base over 400 fresh training tasks at best-of-6 yielded approximately 3.5% (14 of 400). Self-harvest is therefore a slow lever at the frontier band, and — per the held-out evaluation — too slow to shift held-out capability at all.</w:t>
       </w:r>
     </w:p>
     <w:p>
@@ -1671,7 +1671,7 @@
     </w:p>
     <w:p>
       <w:r>
-        <w:t>All evaluations in §5 use best-of-5 at 40 tasks per band, with the held-out seed set fixed across the base model and every iteration. At the low solve rates of the harder bands a 40-task sample carries a binomial standard error of several points, so band-level comparisons are only meaningful under a sufficiently large, fixed sampling budget; all comparisons in this report use best-of-5 and do not mix protocols. A best-of-2 run (temperature 0.4) is included in the released data (</w:t>
+        <w:t>All evaluations in §5 use best-of-5 at 40 tasks per band, with the held-out seed set fixed across the base model and every iteration. At the low solve rates of the harder bands a 40-task sample carries a binomial standard error of several points, so band-level comparisons are only meaningful under a sufficiently large, fixed sampling budget; all flywheel comparisons (§5) use best-of-5 and do not mix protocols. A best-of-2 run (temperature 0.4) is included in the released data (</w:t>
       </w:r>
       <w:r>
         <w:rPr>
@@ -1736,7 +1736,7 @@
         <w:t>Imitation has already been exhausted.</w:t>
       </w:r>
       <w:r>
-        <w:t xml:space="preserve"> The base was trained on 1,200 optimal expert demonstrations per band and sits at the 8B's capability ceiling of approximately 58% best-of-5 for this task. Iterating on its own outputs cannot exceed that ceiling; it can only relearn the same distribution.</w:t>
+        <w:t xml:space="preserve"> The base was trained on 1,200 canonical expert demonstrations per band and sits at an apparent ceiling of approximately 58% best-of-5 under this training-and-evaluation recipe. Iterating on its own outputs does not exceed that ceiling; it can only relearn the same distribution.</w:t>
       </w:r>
     </w:p>
     <w:p>
@@ -1791,7 +1791,7 @@
         <w:t>The expert is a closed-form algorithm.</w:t>
       </w:r>
       <w:r>
-        <w:t xml:space="preserve"> Because Gaussian elimination supplies optimal demonstrations, the base is already near its imitation ceiling, which is part of why self-harvest has no room to add. On a task with no efficient expert, the dynamics could differ.</w:t>
+        <w:t xml:space="preserve"> Because Gaussian elimination supplies strong canonical demonstrations, the base is already near its imitation ceiling under this recipe, which is part of why self-harvest has no room to add. On a task with no efficient expert, the dynamics could differ.</w:t>
       </w:r>
     </w:p>
     <w:p>
@@ -2073,6 +2073,30 @@
       </w:r>
       <w:r>
         <w:t>.</w:t>
+      </w:r>
+    </w:p>
+    <w:p>
+      <w:pPr>
+        <w:pStyle w:val="ListBullet"/>
+      </w:pPr>
+      <w:r>
+        <w:rPr>
+          <w:b/>
+        </w:rPr>
+        <w:t>Provenance.</w:t>
+      </w:r>
+      <w:r>
+        <w:t xml:space="preserve"> The flywheel result (the best-of-5 and best-of-2 tables, harvest yields) is backed by the committed JSON artifacts above. Several supporting figures are recorded in the run log (</w:t>
+      </w:r>
+      <w:r>
+        <w:rPr>
+          <w:rFonts w:ascii="Consolas" w:hAnsi="Consolas"/>
+          <w:sz w:val="20"/>
+        </w:rPr>
+        <w:t>docs/PROCESS_LOG.md</w:t>
+      </w:r>
+      <w:r>
+        <w:t>) rather than as standalone result files: the one-shot 4.8% rates, the 1.5B tool-trained band ceiling, the 14/400 B4 ceiling probe, and the 800/800 equivalence count. These are reported as run-record observations; the central negative result does not depend on them.</w:t>
       </w:r>
     </w:p>
     <w:p>
